--- a/Semana-2-Aporte-Patron-Singleton.docx
+++ b/Semana-2-Aporte-Patron-Singleton.docx
@@ -95,7 +95,13 @@
         <w:t>n</w:t>
       </w:r>
       <w:r>
-        <w:t xml:space="preserve"> sentido o incluso causa problemas, por ejemplo cuando todos deberían compartir el mismo recurso.</w:t>
+        <w:t xml:space="preserve"> sentido o incluso causa problemas, por </w:t>
+      </w:r>
+      <w:r>
+        <w:t>ejemplo,</w:t>
+      </w:r>
+      <w:r>
+        <w:t xml:space="preserve"> cuando todos deberían compartir el mismo recurso.</w:t>
       </w:r>
     </w:p>
     <w:p>
@@ -128,7 +134,15 @@
         <w:jc w:val="both"/>
       </w:pPr>
       <w:r>
-        <w:t>Si cada parte del sistema creara su propio objeto para registrar, terminaríamos con varios archivos distintos, formatos que no coinciden y el riesgo de que dos operaciones escriban al mismo tiempo y dañen el archivo. Por eso decidí que el registro de eventos (el logger) fuera un Singleton, de modo que exista una única bitácora para todo el sistema. Este es, de hecho, uno de los usos más conocidos del patrón.</w:t>
+        <w:t xml:space="preserve">Si cada parte del sistema creara su propio objeto para registrar, terminaríamos con varios archivos distintos, formatos que no coinciden y el riesgo de que dos operaciones escriban al mismo tiempo y dañen el archivo. Por eso decidí que el registro de eventos (el </w:t>
+      </w:r>
+      <w:proofErr w:type="spellStart"/>
+      <w:r>
+        <w:t>logger</w:t>
+      </w:r>
+      <w:proofErr w:type="spellEnd"/>
+      <w:r>
+        <w:t>) fuera un Singleton, de modo que exista una única bitácora para todo el sistema. Este es, de hecho, uno de los usos más conocidos del patrón.</w:t>
       </w:r>
     </w:p>
     <w:p>
@@ -152,7 +166,36 @@
         <w:jc w:val="both"/>
       </w:pPr>
       <w:r>
-        <w:t xml:space="preserve">Creé una clase llamada Logger dentro de la carpeta Services. Para que solo pueda existir una instancia, su constructor es privado, así ninguna otra clase puede hacer new Logger(). La instancia </w:t>
+        <w:t xml:space="preserve">Creé una clase llamada </w:t>
+      </w:r>
+      <w:proofErr w:type="spellStart"/>
+      <w:r>
+        <w:t>Logger</w:t>
+      </w:r>
+      <w:proofErr w:type="spellEnd"/>
+      <w:r>
+        <w:t xml:space="preserve"> dentro de la carpeta </w:t>
+      </w:r>
+      <w:proofErr w:type="spellStart"/>
+      <w:r>
+        <w:t>Services</w:t>
+      </w:r>
+      <w:proofErr w:type="spellEnd"/>
+      <w:r>
+        <w:t xml:space="preserve">. Para que solo pueda existir una instancia, su constructor es privado, así ninguna otra clase puede hacer new </w:t>
+      </w:r>
+      <w:proofErr w:type="spellStart"/>
+      <w:proofErr w:type="gramStart"/>
+      <w:r>
+        <w:t>Logger</w:t>
+      </w:r>
+      <w:proofErr w:type="spellEnd"/>
+      <w:r>
+        <w:t>(</w:t>
+      </w:r>
+      <w:proofErr w:type="gramEnd"/>
+      <w:r>
+        <w:t xml:space="preserve">). La instancia </w:t>
       </w:r>
       <w:r>
         <w:lastRenderedPageBreak/>
@@ -165,13 +208,25 @@
         <w:spacing w:before="40" w:after="180"/>
         <w:ind w:left="360"/>
       </w:pPr>
+      <w:proofErr w:type="spellStart"/>
+      <w:proofErr w:type="gramStart"/>
       <w:r>
         <w:rPr>
           <w:rFonts w:ascii="Courier New" w:eastAsia="Courier New" w:hAnsi="Courier New" w:cs="Courier New"/>
           <w:sz w:val="20"/>
           <w:szCs w:val="20"/>
         </w:rPr>
-        <w:t>Logger.Instancia.Auditoria("Acceso exitoso al sistema");</w:t>
+        <w:t>Logger.Instancia.Auditoria</w:t>
+      </w:r>
+      <w:proofErr w:type="spellEnd"/>
+      <w:proofErr w:type="gramEnd"/>
+      <w:r>
+        <w:rPr>
+          <w:rFonts w:ascii="Courier New" w:eastAsia="Courier New" w:hAnsi="Courier New" w:cs="Courier New"/>
+          <w:sz w:val="20"/>
+          <w:szCs w:val="20"/>
+        </w:rPr>
+        <w:t>("Acceso exitoso al sistema");</w:t>
       </w:r>
     </w:p>
     <w:p>
@@ -180,7 +235,15 @@
         <w:jc w:val="both"/>
       </w:pPr>
       <w:r>
-        <w:t>El método que escribe en el archivo usa un lock para que dos operaciones simultáneas no se pisen entre sí. También agregué distintos niveles (INFO, WARN, ERROR y AUDIT) para separar la información normal de los eventos de auditoría que pide la normativa bancaria.</w:t>
+        <w:t xml:space="preserve">El método que escribe en el archivo usa un </w:t>
+      </w:r>
+      <w:proofErr w:type="spellStart"/>
+      <w:r>
+        <w:t>lock</w:t>
+      </w:r>
+      <w:proofErr w:type="spellEnd"/>
+      <w:r>
+        <w:t xml:space="preserve"> para que dos operaciones simultáneas no se pisen entre sí. También agregué distintos niveles (INFO, WARN, ERROR y AUDIT) para separar la información normal de los eventos de auditoría que pide la normativa bancaria.</w:t>
       </w:r>
     </w:p>
     <w:p>
@@ -204,7 +267,27 @@
         <w:jc w:val="both"/>
       </w:pPr>
       <w:r>
-        <w:t>Lo principal es que ahora todo el sistema registra sus eventos en un mismo lugar y con el mismo formato. Eso deja un historial ordenado y confiable, que es justo lo que se necesita para la auditoría y para revisar comportamientos sospechosos. Además simplifica el código, porque registrar algo cuesta una sola línea y no hay que pasar el objeto de una clase a otra ni configurarlo en cada sitio. Y como la escritura está protegida con el lock, no se corrompe la bitácora aunque varias operaciones ocurran al tiempo.</w:t>
+        <w:t xml:space="preserve">Lo principal es que ahora todo el sistema registra sus eventos en un mismo lugar y con el mismo formato. Eso deja un historial ordenado y confiable, que es justo lo que se necesita para la auditoría y para revisar comportamientos sospechosos. </w:t>
+      </w:r>
+      <w:r>
+        <w:t>Además,</w:t>
+      </w:r>
+      <w:r>
+        <w:t xml:space="preserve"> simplifica el código, porque registrar algo cuesta una sola línea y no hay que pasar el objeto de una clase a otra ni configurarlo en cada sitio. Y como la escritura está protegida con el </w:t>
+      </w:r>
+      <w:proofErr w:type="spellStart"/>
+      <w:r>
+        <w:t>lock</w:t>
+      </w:r>
+      <w:proofErr w:type="spellEnd"/>
+      <w:r>
+        <w:t xml:space="preserve">, no se corrompe la </w:t>
+      </w:r>
+      <w:r>
+        <w:t>bitácora,</w:t>
+      </w:r>
+      <w:r>
+        <w:t xml:space="preserve"> aunque varias operaciones ocurran al tiempo.</w:t>
       </w:r>
     </w:p>
     <w:p>
@@ -229,6 +312,65 @@
       </w:pPr>
       <w:r>
         <w:t>El patrón Singleton resultó una buena elección para este caso porque el problema pedía exactamente eso: un único punto de registro compartido por todo el sistema. En un contexto bancario, más que una decisión de estilo, tener una sola bitácora se vuelve casi una obligación por el tema de auditoría y cumplimiento.</w:t>
+      </w:r>
+    </w:p>
+    <w:p>
+      <w:pPr>
+        <w:spacing w:before="300" w:after="120" w:line="360" w:lineRule="auto"/>
+      </w:pPr>
+      <w:r>
+        <w:rPr>
+          <w:b/>
+          <w:sz w:val="26"/>
+        </w:rPr>
+        <w:t>Video explicativo</w:t>
+      </w:r>
+    </w:p>
+    <w:p>
+      <w:pPr>
+        <w:spacing w:after="120" w:line="360" w:lineRule="auto"/>
+        <w:jc w:val="both"/>
+      </w:pPr>
+      <w:r>
+        <w:t>En el siguiente enlace se encuentra el video en el que explico la aplicación del patrón Singleton dentro del proyecto:</w:t>
+      </w:r>
+    </w:p>
+    <w:p>
+      <w:pPr>
+        <w:spacing w:after="180" w:line="360" w:lineRule="auto"/>
+      </w:pPr>
+      <w:hyperlink r:id="rId5" w:history="1">
+        <w:r>
+          <w:rPr>
+            <w:color w:val="0563C1"/>
+            <w:u w:val="single"/>
+          </w:rPr>
+          <w:t>Ver grabación de la explicación</w:t>
+        </w:r>
+      </w:hyperlink>
+    </w:p>
+    <w:p>
+      <w:pPr>
+        <w:spacing w:after="180" w:line="360" w:lineRule="auto"/>
+      </w:pPr>
+    </w:p>
+    <w:p>
+      <w:pPr>
+        <w:spacing w:after="180" w:line="360" w:lineRule="auto"/>
+      </w:pPr>
+    </w:p>
+    <w:p>
+      <w:pPr>
+        <w:spacing w:after="180" w:line="360" w:lineRule="auto"/>
+      </w:pPr>
+    </w:p>
+    <w:p>
+      <w:pPr>
+        <w:spacing w:after="180" w:line="360" w:lineRule="auto"/>
+      </w:pPr>
+      <w:r>
+        <w:lastRenderedPageBreak/>
+        <w:t>https://unidadestecno.sharepoint.com/:v:/s/Analisisnumerico_3d2566/IQBc_zgj2JXbQ4BquSq4q-IAATfL3fBq11Xip4xsgg4sDEw?e=TcthDZ&amp;nav=eyJyZWZlcnJhbEluZm8iOnsicmVmZXJyYWxBcHAiOiJTdHJlYW1XZWJBcHAiLCJyZWZlcnJhbFZpZXciOiJTaGFyZURpYWxvZy1MaW5rIiwicmVmZXJyYWxBcHBQbGF0Zm9ybSI6IldlYiIsInJlZmVycmFsTW9kZSI6InZpZXcifX0%3D</w:t>
       </w:r>
     </w:p>
     <w:sectPr>
